--- a/课程设计报告.docx
+++ b/课程设计报告.docx
@@ -2471,7 +2471,7 @@
       <w:r>
         <w:drawing>
           <wp:inline xmlns:a="http://schemas.openxmlformats.org/drawingml/2006/main" xmlns:pic="http://schemas.openxmlformats.org/drawingml/2006/picture">
-            <wp:extent cx="5303520" cy="3480435"/>
+            <wp:extent cx="5303520" cy="1161257"/>
             <wp:docPr id="1" name="Picture 1"/>
             <wp:cNvGraphicFramePr>
               <a:graphicFrameLocks noChangeAspect="1"/>
@@ -2492,7 +2492,7 @@
                   <pic:spPr>
                     <a:xfrm>
                       <a:off x="0" y="0"/>
-                      <a:ext cx="5303520" cy="3480435"/>
+                      <a:ext cx="5303520" cy="1161257"/>
                     </a:xfrm>
                     <a:prstGeom prst="rect"/>
                   </pic:spPr>
@@ -5611,7 +5611,7 @@
       <w:r>
         <w:drawing>
           <wp:inline xmlns:a="http://schemas.openxmlformats.org/drawingml/2006/main" xmlns:pic="http://schemas.openxmlformats.org/drawingml/2006/picture">
-            <wp:extent cx="5303520" cy="3119718"/>
+            <wp:extent cx="5303520" cy="11647280"/>
             <wp:docPr id="2" name="Picture 2"/>
             <wp:cNvGraphicFramePr>
               <a:graphicFrameLocks noChangeAspect="1"/>
@@ -5632,7 +5632,7 @@
                   <pic:spPr>
                     <a:xfrm>
                       <a:off x="0" y="0"/>
-                      <a:ext cx="5303520" cy="3119718"/>
+                      <a:ext cx="5303520" cy="11647280"/>
                     </a:xfrm>
                     <a:prstGeom prst="rect"/>
                   </pic:spPr>
@@ -7020,7 +7020,7 @@
       <w:r>
         <w:drawing>
           <wp:inline xmlns:a="http://schemas.openxmlformats.org/drawingml/2006/main" xmlns:pic="http://schemas.openxmlformats.org/drawingml/2006/picture">
-            <wp:extent cx="5303520" cy="2994929"/>
+            <wp:extent cx="5303520" cy="4682848"/>
             <wp:docPr id="3" name="Picture 3"/>
             <wp:cNvGraphicFramePr>
               <a:graphicFrameLocks noChangeAspect="1"/>
@@ -7041,7 +7041,7 @@
                   <pic:spPr>
                     <a:xfrm>
                       <a:off x="0" y="0"/>
-                      <a:ext cx="5303520" cy="2994929"/>
+                      <a:ext cx="5303520" cy="4682848"/>
                     </a:xfrm>
                     <a:prstGeom prst="rect"/>
                   </pic:spPr>
@@ -7089,7 +7089,7 @@
       <w:r>
         <w:drawing>
           <wp:inline xmlns:a="http://schemas.openxmlformats.org/drawingml/2006/main" xmlns:pic="http://schemas.openxmlformats.org/drawingml/2006/picture">
-            <wp:extent cx="5303520" cy="4419600"/>
+            <wp:extent cx="5303520" cy="10748631"/>
             <wp:docPr id="4" name="Picture 4"/>
             <wp:cNvGraphicFramePr>
               <a:graphicFrameLocks noChangeAspect="1"/>
@@ -7110,7 +7110,7 @@
                   <pic:spPr>
                     <a:xfrm>
                       <a:off x="0" y="0"/>
-                      <a:ext cx="5303520" cy="4419600"/>
+                      <a:ext cx="5303520" cy="10748631"/>
                     </a:xfrm>
                     <a:prstGeom prst="rect"/>
                   </pic:spPr>

--- a/课程设计报告.docx
+++ b/课程设计报告.docx
@@ -117,7 +117,6 @@
         <w:tc>
           <w:tcPr>
             <w:tcW w:type="dxa" w:w="1984"/>
-            <w:shd w:fill="2C3E50"/>
           </w:tcPr>
           <w:p>
             <w:pPr>
@@ -129,7 +128,6 @@
               <w:rPr>
                 <w:rFonts w:ascii="宋体" w:hAnsi="宋体" w:eastAsia="宋体"/>
                 <w:b/>
-                <w:color w:val="FFFFFF"/>
                 <w:sz w:val="18"/>
               </w:rPr>
               <w:t>姓名</w:t>
@@ -139,7 +137,6 @@
         <w:tc>
           <w:tcPr>
             <w:tcW w:type="dxa" w:w="1984"/>
-            <w:shd w:fill="2C3E50"/>
           </w:tcPr>
           <w:p>
             <w:pPr>
@@ -151,7 +148,6 @@
               <w:rPr>
                 <w:rFonts w:ascii="宋体" w:hAnsi="宋体" w:eastAsia="宋体"/>
                 <w:b/>
-                <w:color w:val="FFFFFF"/>
                 <w:sz w:val="18"/>
               </w:rPr>
               <w:t>学号</w:t>
@@ -161,7 +157,6 @@
         <w:tc>
           <w:tcPr>
             <w:tcW w:type="dxa" w:w="2551"/>
-            <w:shd w:fill="2C3E50"/>
           </w:tcPr>
           <w:p>
             <w:pPr>
@@ -173,7 +168,6 @@
               <w:rPr>
                 <w:rFonts w:ascii="宋体" w:hAnsi="宋体" w:eastAsia="宋体"/>
                 <w:b/>
-                <w:color w:val="FFFFFF"/>
                 <w:sz w:val="18"/>
               </w:rPr>
               <w:t>分工</w:t>
@@ -183,7 +177,6 @@
         <w:tc>
           <w:tcPr>
             <w:tcW w:type="dxa" w:w="1984"/>
-            <w:shd w:fill="2C3E50"/>
           </w:tcPr>
           <w:p>
             <w:pPr>
@@ -195,7 +188,6 @@
               <w:rPr>
                 <w:rFonts w:ascii="宋体" w:hAnsi="宋体" w:eastAsia="宋体"/>
                 <w:b/>
-                <w:color w:val="FFFFFF"/>
                 <w:sz w:val="18"/>
               </w:rPr>
               <w:t>贡献度</w:t>
@@ -1098,7 +1090,6 @@
         <w:tc>
           <w:tcPr>
             <w:tcW w:type="dxa" w:w="4323"/>
-            <w:shd w:fill="2C3E50"/>
           </w:tcPr>
           <w:p>
             <w:pPr>
@@ -1110,7 +1101,6 @@
               <w:rPr>
                 <w:rFonts w:ascii="宋体" w:hAnsi="宋体" w:eastAsia="宋体"/>
                 <w:b/>
-                <w:color w:val="FFFFFF"/>
                 <w:sz w:val="18"/>
               </w:rPr>
               <w:t>术语</w:t>
@@ -1120,7 +1110,6 @@
         <w:tc>
           <w:tcPr>
             <w:tcW w:type="dxa" w:w="4323"/>
-            <w:shd w:fill="2C3E50"/>
           </w:tcPr>
           <w:p>
             <w:pPr>
@@ -1132,7 +1121,6 @@
               <w:rPr>
                 <w:rFonts w:ascii="宋体" w:hAnsi="宋体" w:eastAsia="宋体"/>
                 <w:b/>
-                <w:color w:val="FFFFFF"/>
                 <w:sz w:val="18"/>
               </w:rPr>
               <w:t>说明</w:t>
@@ -1800,7 +1788,6 @@
         <w:tc>
           <w:tcPr>
             <w:tcW w:type="dxa" w:w="4323"/>
-            <w:shd w:fill="2C3E50"/>
           </w:tcPr>
           <w:p>
             <w:pPr>
@@ -1812,7 +1799,6 @@
               <w:rPr>
                 <w:rFonts w:ascii="宋体" w:hAnsi="宋体" w:eastAsia="宋体"/>
                 <w:b/>
-                <w:color w:val="FFFFFF"/>
                 <w:sz w:val="18"/>
               </w:rPr>
               <w:t>性能指标</w:t>
@@ -1822,7 +1808,6 @@
         <w:tc>
           <w:tcPr>
             <w:tcW w:type="dxa" w:w="4323"/>
-            <w:shd w:fill="2C3E50"/>
           </w:tcPr>
           <w:p>
             <w:pPr>
@@ -1834,7 +1819,6 @@
               <w:rPr>
                 <w:rFonts w:ascii="宋体" w:hAnsi="宋体" w:eastAsia="宋体"/>
                 <w:b/>
-                <w:color w:val="FFFFFF"/>
                 <w:sz w:val="18"/>
               </w:rPr>
               <w:t>要求</w:t>
@@ -2471,7 +2455,7 @@
       <w:r>
         <w:drawing>
           <wp:inline xmlns:a="http://schemas.openxmlformats.org/drawingml/2006/main" xmlns:pic="http://schemas.openxmlformats.org/drawingml/2006/picture">
-            <wp:extent cx="5303520" cy="1161257"/>
+            <wp:extent cx="5303520" cy="1160978"/>
             <wp:docPr id="1" name="Picture 1"/>
             <wp:cNvGraphicFramePr>
               <a:graphicFrameLocks noChangeAspect="1"/>
@@ -2492,7 +2476,7 @@
                   <pic:spPr>
                     <a:xfrm>
                       <a:off x="0" y="0"/>
-                      <a:ext cx="5303520" cy="1161257"/>
+                      <a:ext cx="5303520" cy="1160978"/>
                     </a:xfrm>
                     <a:prstGeom prst="rect"/>
                   </pic:spPr>
@@ -2512,7 +2496,6 @@
         <w:rPr>
           <w:rFonts w:ascii="宋体" w:hAnsi="宋体" w:eastAsia="宋体"/>
           <w:b w:val="0"/>
-          <w:color w:val="646464"/>
           <w:sz w:val="18"/>
         </w:rPr>
         <w:t>图3-1  系统架构图</w:t>
@@ -2549,7 +2532,6 @@
         <w:tc>
           <w:tcPr>
             <w:tcW w:type="dxa" w:w="2882"/>
-            <w:shd w:fill="2C3E50"/>
           </w:tcPr>
           <w:p>
             <w:pPr>
@@ -2561,7 +2543,6 @@
               <w:rPr>
                 <w:rFonts w:ascii="宋体" w:hAnsi="宋体" w:eastAsia="宋体"/>
                 <w:b/>
-                <w:color w:val="FFFFFF"/>
                 <w:sz w:val="18"/>
               </w:rPr>
               <w:t>模块名称</w:t>
@@ -2571,7 +2552,6 @@
         <w:tc>
           <w:tcPr>
             <w:tcW w:type="dxa" w:w="2882"/>
-            <w:shd w:fill="2C3E50"/>
           </w:tcPr>
           <w:p>
             <w:pPr>
@@ -2583,7 +2563,6 @@
               <w:rPr>
                 <w:rFonts w:ascii="宋体" w:hAnsi="宋体" w:eastAsia="宋体"/>
                 <w:b/>
-                <w:color w:val="FFFFFF"/>
                 <w:sz w:val="18"/>
               </w:rPr>
               <w:t>功能说明</w:t>
@@ -2593,7 +2572,6 @@
         <w:tc>
           <w:tcPr>
             <w:tcW w:type="dxa" w:w="2882"/>
-            <w:shd w:fill="2C3E50"/>
           </w:tcPr>
           <w:p>
             <w:pPr>
@@ -2605,7 +2583,6 @@
               <w:rPr>
                 <w:rFonts w:ascii="宋体" w:hAnsi="宋体" w:eastAsia="宋体"/>
                 <w:b/>
-                <w:color w:val="FFFFFF"/>
                 <w:sz w:val="18"/>
               </w:rPr>
               <w:t>技术实现</w:t>
@@ -3246,7 +3223,6 @@
         <w:tc>
           <w:tcPr>
             <w:tcW w:type="dxa" w:w="2882"/>
-            <w:shd w:fill="2C3E50"/>
           </w:tcPr>
           <w:p>
             <w:pPr>
@@ -3258,7 +3234,6 @@
               <w:rPr>
                 <w:rFonts w:ascii="宋体" w:hAnsi="宋体" w:eastAsia="宋体"/>
                 <w:b/>
-                <w:color w:val="FFFFFF"/>
                 <w:sz w:val="18"/>
               </w:rPr>
               <w:t>字段</w:t>
@@ -3268,7 +3243,6 @@
         <w:tc>
           <w:tcPr>
             <w:tcW w:type="dxa" w:w="2882"/>
-            <w:shd w:fill="2C3E50"/>
           </w:tcPr>
           <w:p>
             <w:pPr>
@@ -3280,7 +3254,6 @@
               <w:rPr>
                 <w:rFonts w:ascii="宋体" w:hAnsi="宋体" w:eastAsia="宋体"/>
                 <w:b/>
-                <w:color w:val="FFFFFF"/>
                 <w:sz w:val="18"/>
               </w:rPr>
               <w:t>含义</w:t>
@@ -3290,7 +3263,6 @@
         <w:tc>
           <w:tcPr>
             <w:tcW w:type="dxa" w:w="2882"/>
-            <w:shd w:fill="2C3E50"/>
           </w:tcPr>
           <w:p>
             <w:pPr>
@@ -3302,7 +3274,6 @@
               <w:rPr>
                 <w:rFonts w:ascii="宋体" w:hAnsi="宋体" w:eastAsia="宋体"/>
                 <w:b/>
-                <w:color w:val="FFFFFF"/>
                 <w:sz w:val="18"/>
               </w:rPr>
               <w:t>示例值</w:t>
@@ -4001,7 +3972,6 @@
         <w:tc>
           <w:tcPr>
             <w:tcW w:type="dxa" w:w="1729"/>
-            <w:shd w:fill="2C3E50"/>
           </w:tcPr>
           <w:p>
             <w:pPr>
@@ -4013,7 +3983,6 @@
               <w:rPr>
                 <w:rFonts w:ascii="宋体" w:hAnsi="宋体" w:eastAsia="宋体"/>
                 <w:b/>
-                <w:color w:val="FFFFFF"/>
                 <w:sz w:val="18"/>
               </w:rPr>
               <w:t>维度</w:t>
@@ -4023,7 +3992,6 @@
         <w:tc>
           <w:tcPr>
             <w:tcW w:type="dxa" w:w="1729"/>
-            <w:shd w:fill="2C3E50"/>
           </w:tcPr>
           <w:p>
             <w:pPr>
@@ -4035,7 +4003,6 @@
               <w:rPr>
                 <w:rFonts w:ascii="宋体" w:hAnsi="宋体" w:eastAsia="宋体"/>
                 <w:b/>
-                <w:color w:val="FFFFFF"/>
                 <w:sz w:val="18"/>
               </w:rPr>
               <w:t>Unity</w:t>
@@ -4045,7 +4012,6 @@
         <w:tc>
           <w:tcPr>
             <w:tcW w:type="dxa" w:w="1729"/>
-            <w:shd w:fill="2C3E50"/>
           </w:tcPr>
           <w:p>
             <w:pPr>
@@ -4057,7 +4023,6 @@
               <w:rPr>
                 <w:rFonts w:ascii="宋体" w:hAnsi="宋体" w:eastAsia="宋体"/>
                 <w:b/>
-                <w:color w:val="FFFFFF"/>
                 <w:sz w:val="18"/>
               </w:rPr>
               <w:t>Godot</w:t>
@@ -4067,7 +4032,6 @@
         <w:tc>
           <w:tcPr>
             <w:tcW w:type="dxa" w:w="1729"/>
-            <w:shd w:fill="2C3E50"/>
           </w:tcPr>
           <w:p>
             <w:pPr>
@@ -4079,7 +4043,6 @@
               <w:rPr>
                 <w:rFonts w:ascii="宋体" w:hAnsi="宋体" w:eastAsia="宋体"/>
                 <w:b/>
-                <w:color w:val="FFFFFF"/>
                 <w:sz w:val="18"/>
               </w:rPr>
               <w:t>Unreal Engine</w:t>
@@ -4089,7 +4052,6 @@
         <w:tc>
           <w:tcPr>
             <w:tcW w:type="dxa" w:w="1729"/>
-            <w:shd w:fill="2C3E50"/>
           </w:tcPr>
           <w:p>
             <w:pPr>
@@ -4101,7 +4063,6 @@
               <w:rPr>
                 <w:rFonts w:ascii="宋体" w:hAnsi="宋体" w:eastAsia="宋体"/>
                 <w:b/>
-                <w:color w:val="FFFFFF"/>
                 <w:sz w:val="18"/>
               </w:rPr>
               <w:t>纯C#控制台</w:t>
@@ -4987,7 +4948,6 @@
         <w:tc>
           <w:tcPr>
             <w:tcW w:type="dxa" w:w="2161"/>
-            <w:shd w:fill="2C3E50"/>
           </w:tcPr>
           <w:p>
             <w:pPr>
@@ -4999,7 +4959,6 @@
               <w:rPr>
                 <w:rFonts w:ascii="宋体" w:hAnsi="宋体" w:eastAsia="宋体"/>
                 <w:b/>
-                <w:color w:val="FFFFFF"/>
                 <w:sz w:val="18"/>
               </w:rPr>
               <w:t>维度</w:t>
@@ -5009,7 +4968,6 @@
         <w:tc>
           <w:tcPr>
             <w:tcW w:type="dxa" w:w="2161"/>
-            <w:shd w:fill="2C3E50"/>
           </w:tcPr>
           <w:p>
             <w:pPr>
@@ -5021,7 +4979,6 @@
               <w:rPr>
                 <w:rFonts w:ascii="宋体" w:hAnsi="宋体" w:eastAsia="宋体"/>
                 <w:b/>
-                <w:color w:val="FFFFFF"/>
                 <w:sz w:val="18"/>
               </w:rPr>
               <w:t>本地MinMax+评估表</w:t>
@@ -5031,7 +4988,6 @@
         <w:tc>
           <w:tcPr>
             <w:tcW w:type="dxa" w:w="2161"/>
-            <w:shd w:fill="2C3E50"/>
           </w:tcPr>
           <w:p>
             <w:pPr>
@@ -5043,7 +4999,6 @@
               <w:rPr>
                 <w:rFonts w:ascii="宋体" w:hAnsi="宋体" w:eastAsia="宋体"/>
                 <w:b/>
-                <w:color w:val="FFFFFF"/>
                 <w:sz w:val="18"/>
               </w:rPr>
               <w:t>云端Claude API</w:t>
@@ -5053,7 +5008,6 @@
         <w:tc>
           <w:tcPr>
             <w:tcW w:type="dxa" w:w="2161"/>
-            <w:shd w:fill="2C3E50"/>
           </w:tcPr>
           <w:p>
             <w:pPr>
@@ -5065,7 +5019,6 @@
               <w:rPr>
                 <w:rFonts w:ascii="宋体" w:hAnsi="宋体" w:eastAsia="宋体"/>
                 <w:b/>
-                <w:color w:val="FFFFFF"/>
                 <w:sz w:val="18"/>
               </w:rPr>
               <w:t>混合路由（最终方案）</w:t>
@@ -5652,7 +5605,6 @@
         <w:rPr>
           <w:rFonts w:ascii="宋体" w:hAnsi="宋体" w:eastAsia="宋体"/>
           <w:b w:val="0"/>
-          <w:color w:val="646464"/>
           <w:sz w:val="18"/>
         </w:rPr>
         <w:t>图3-2  系统架构图</w:t>
@@ -5689,7 +5641,6 @@
         <w:tc>
           <w:tcPr>
             <w:tcW w:type="dxa" w:w="2882"/>
-            <w:shd w:fill="2C3E50"/>
           </w:tcPr>
           <w:p>
             <w:pPr>
@@ -5701,7 +5652,6 @@
               <w:rPr>
                 <w:rFonts w:ascii="宋体" w:hAnsi="宋体" w:eastAsia="宋体"/>
                 <w:b/>
-                <w:color w:val="FFFFFF"/>
                 <w:sz w:val="18"/>
               </w:rPr>
               <w:t>维度</w:t>
@@ -5711,7 +5661,6 @@
         <w:tc>
           <w:tcPr>
             <w:tcW w:type="dxa" w:w="2882"/>
-            <w:shd w:fill="2C3E50"/>
           </w:tcPr>
           <w:p>
             <w:pPr>
@@ -5723,7 +5672,6 @@
               <w:rPr>
                 <w:rFonts w:ascii="宋体" w:hAnsi="宋体" w:eastAsia="宋体"/>
                 <w:b/>
-                <w:color w:val="FFFFFF"/>
                 <w:sz w:val="18"/>
               </w:rPr>
               <w:t>UGS Cloud Code+Push（最终方案）</w:t>
@@ -5733,7 +5681,6 @@
         <w:tc>
           <w:tcPr>
             <w:tcW w:type="dxa" w:w="2882"/>
-            <w:shd w:fill="2C3E50"/>
           </w:tcPr>
           <w:p>
             <w:pPr>
@@ -5745,7 +5692,6 @@
               <w:rPr>
                 <w:rFonts w:ascii="宋体" w:hAnsi="宋体" w:eastAsia="宋体"/>
                 <w:b/>
-                <w:color w:val="FFFFFF"/>
                 <w:sz w:val="18"/>
               </w:rPr>
               <w:t>自建ECS+WebSocket</w:t>
@@ -6218,7 +6164,6 @@
         <w:tc>
           <w:tcPr>
             <w:tcW w:type="dxa" w:w="4323"/>
-            <w:shd w:fill="2C3E50"/>
           </w:tcPr>
           <w:p>
             <w:pPr>
@@ -6230,7 +6175,6 @@
               <w:rPr>
                 <w:rFonts w:ascii="宋体" w:hAnsi="宋体" w:eastAsia="宋体"/>
                 <w:b/>
-                <w:color w:val="FFFFFF"/>
                 <w:sz w:val="18"/>
               </w:rPr>
               <w:t>配置项</w:t>
@@ -6240,7 +6184,6 @@
         <w:tc>
           <w:tcPr>
             <w:tcW w:type="dxa" w:w="4323"/>
-            <w:shd w:fill="2C3E50"/>
           </w:tcPr>
           <w:p>
             <w:pPr>
@@ -6252,7 +6195,6 @@
               <w:rPr>
                 <w:rFonts w:ascii="宋体" w:hAnsi="宋体" w:eastAsia="宋体"/>
                 <w:b/>
-                <w:color w:val="FFFFFF"/>
                 <w:sz w:val="18"/>
               </w:rPr>
               <w:t>规格</w:t>
@@ -6550,7 +6492,6 @@
         <w:tc>
           <w:tcPr>
             <w:tcW w:type="dxa" w:w="2882"/>
-            <w:shd w:fill="2C3E50"/>
           </w:tcPr>
           <w:p>
             <w:pPr>
@@ -6562,7 +6503,6 @@
               <w:rPr>
                 <w:rFonts w:ascii="宋体" w:hAnsi="宋体" w:eastAsia="宋体"/>
                 <w:b/>
-                <w:color w:val="FFFFFF"/>
                 <w:sz w:val="18"/>
               </w:rPr>
               <w:t>服务</w:t>
@@ -6572,7 +6512,6 @@
         <w:tc>
           <w:tcPr>
             <w:tcW w:type="dxa" w:w="2882"/>
-            <w:shd w:fill="2C3E50"/>
           </w:tcPr>
           <w:p>
             <w:pPr>
@@ -6584,7 +6523,6 @@
               <w:rPr>
                 <w:rFonts w:ascii="宋体" w:hAnsi="宋体" w:eastAsia="宋体"/>
                 <w:b/>
-                <w:color w:val="FFFFFF"/>
                 <w:sz w:val="18"/>
               </w:rPr>
               <w:t>技术栈</w:t>
@@ -6594,7 +6532,6 @@
         <w:tc>
           <w:tcPr>
             <w:tcW w:type="dxa" w:w="2882"/>
-            <w:shd w:fill="2C3E50"/>
           </w:tcPr>
           <w:p>
             <w:pPr>
@@ -6606,7 +6543,6 @@
               <w:rPr>
                 <w:rFonts w:ascii="宋体" w:hAnsi="宋体" w:eastAsia="宋体"/>
                 <w:b/>
-                <w:color w:val="FFFFFF"/>
                 <w:sz w:val="18"/>
               </w:rPr>
               <w:t>部署方式</w:t>
@@ -7061,7 +6997,6 @@
         <w:rPr>
           <w:rFonts w:ascii="宋体" w:hAnsi="宋体" w:eastAsia="宋体"/>
           <w:b w:val="0"/>
-          <w:color w:val="646464"/>
           <w:sz w:val="18"/>
         </w:rPr>
         <w:t>图3-3  系统架构图</w:t>
@@ -7130,7 +7065,6 @@
         <w:rPr>
           <w:rFonts w:ascii="宋体" w:hAnsi="宋体" w:eastAsia="宋体"/>
           <w:b w:val="0"/>
-          <w:color w:val="646464"/>
           <w:sz w:val="18"/>
         </w:rPr>
         <w:t>图3-4  系统架构图</w:t>
@@ -7217,7 +7151,6 @@
         <w:tc>
           <w:tcPr>
             <w:tcW w:type="dxa" w:w="2161"/>
-            <w:shd w:fill="2C3E50"/>
           </w:tcPr>
           <w:p>
             <w:pPr>
@@ -7229,7 +7162,6 @@
               <w:rPr>
                 <w:rFonts w:ascii="宋体" w:hAnsi="宋体" w:eastAsia="宋体"/>
                 <w:b/>
-                <w:color w:val="FFFFFF"/>
                 <w:sz w:val="18"/>
               </w:rPr>
               <w:t>测试阶段</w:t>
@@ -7239,7 +7171,6 @@
         <w:tc>
           <w:tcPr>
             <w:tcW w:type="dxa" w:w="2161"/>
-            <w:shd w:fill="2C3E50"/>
           </w:tcPr>
           <w:p>
             <w:pPr>
@@ -7251,7 +7182,6 @@
               <w:rPr>
                 <w:rFonts w:ascii="宋体" w:hAnsi="宋体" w:eastAsia="宋体"/>
                 <w:b/>
-                <w:color w:val="FFFFFF"/>
                 <w:sz w:val="18"/>
               </w:rPr>
               <w:t>测试内容</w:t>
@@ -7261,7 +7191,6 @@
         <w:tc>
           <w:tcPr>
             <w:tcW w:type="dxa" w:w="2161"/>
-            <w:shd w:fill="2C3E50"/>
           </w:tcPr>
           <w:p>
             <w:pPr>
@@ -7273,7 +7202,6 @@
               <w:rPr>
                 <w:rFonts w:ascii="宋体" w:hAnsi="宋体" w:eastAsia="宋体"/>
                 <w:b/>
-                <w:color w:val="FFFFFF"/>
                 <w:sz w:val="18"/>
               </w:rPr>
               <w:t>预计时间</w:t>
@@ -7283,7 +7211,6 @@
         <w:tc>
           <w:tcPr>
             <w:tcW w:type="dxa" w:w="2161"/>
-            <w:shd w:fill="2C3E50"/>
           </w:tcPr>
           <w:p>
             <w:pPr>
@@ -7295,7 +7222,6 @@
               <w:rPr>
                 <w:rFonts w:ascii="宋体" w:hAnsi="宋体" w:eastAsia="宋体"/>
                 <w:b/>
-                <w:color w:val="FFFFFF"/>
                 <w:sz w:val="18"/>
               </w:rPr>
               <w:t>测试工具</w:t>
@@ -7678,7 +7604,6 @@
         <w:tc>
           <w:tcPr>
             <w:tcW w:type="dxa" w:w="1441"/>
-            <w:shd w:fill="2C3E50"/>
           </w:tcPr>
           <w:p>
             <w:pPr>
@@ -7690,7 +7615,6 @@
               <w:rPr>
                 <w:rFonts w:ascii="宋体" w:hAnsi="宋体" w:eastAsia="宋体"/>
                 <w:b/>
-                <w:color w:val="FFFFFF"/>
                 <w:sz w:val="18"/>
               </w:rPr>
               <w:t>测试用例ID</w:t>
@@ -7700,7 +7624,6 @@
         <w:tc>
           <w:tcPr>
             <w:tcW w:type="dxa" w:w="1441"/>
-            <w:shd w:fill="2C3E50"/>
           </w:tcPr>
           <w:p>
             <w:pPr>
@@ -7712,7 +7635,6 @@
               <w:rPr>
                 <w:rFonts w:ascii="宋体" w:hAnsi="宋体" w:eastAsia="宋体"/>
                 <w:b/>
-                <w:color w:val="FFFFFF"/>
                 <w:sz w:val="18"/>
               </w:rPr>
               <w:t>测试内容</w:t>
@@ -7722,7 +7644,6 @@
         <w:tc>
           <w:tcPr>
             <w:tcW w:type="dxa" w:w="1441"/>
-            <w:shd w:fill="2C3E50"/>
           </w:tcPr>
           <w:p>
             <w:pPr>
@@ -7734,7 +7655,6 @@
               <w:rPr>
                 <w:rFonts w:ascii="宋体" w:hAnsi="宋体" w:eastAsia="宋体"/>
                 <w:b/>
-                <w:color w:val="FFFFFF"/>
                 <w:sz w:val="18"/>
               </w:rPr>
               <w:t>测试步骤</w:t>
@@ -7744,7 +7664,6 @@
         <w:tc>
           <w:tcPr>
             <w:tcW w:type="dxa" w:w="1441"/>
-            <w:shd w:fill="2C3E50"/>
           </w:tcPr>
           <w:p>
             <w:pPr>
@@ -7756,7 +7675,6 @@
               <w:rPr>
                 <w:rFonts w:ascii="宋体" w:hAnsi="宋体" w:eastAsia="宋体"/>
                 <w:b/>
-                <w:color w:val="FFFFFF"/>
                 <w:sz w:val="18"/>
               </w:rPr>
               <w:t>输入数据</w:t>
@@ -7766,7 +7684,6 @@
         <w:tc>
           <w:tcPr>
             <w:tcW w:type="dxa" w:w="1441"/>
-            <w:shd w:fill="2C3E50"/>
           </w:tcPr>
           <w:p>
             <w:pPr>
@@ -7778,7 +7695,6 @@
               <w:rPr>
                 <w:rFonts w:ascii="宋体" w:hAnsi="宋体" w:eastAsia="宋体"/>
                 <w:b/>
-                <w:color w:val="FFFFFF"/>
                 <w:sz w:val="18"/>
               </w:rPr>
               <w:t>预期结果</w:t>
@@ -7788,7 +7704,6 @@
         <w:tc>
           <w:tcPr>
             <w:tcW w:type="dxa" w:w="1441"/>
-            <w:shd w:fill="2C3E50"/>
           </w:tcPr>
           <w:p>
             <w:pPr>
@@ -7800,7 +7715,6 @@
               <w:rPr>
                 <w:rFonts w:ascii="宋体" w:hAnsi="宋体" w:eastAsia="宋体"/>
                 <w:b/>
-                <w:color w:val="FFFFFF"/>
                 <w:sz w:val="18"/>
               </w:rPr>
               <w:t>实际结果</w:t>
@@ -9037,7 +8951,6 @@
         <w:tc>
           <w:tcPr>
             <w:tcW w:type="dxa" w:w="1729"/>
-            <w:shd w:fill="2C3E50"/>
           </w:tcPr>
           <w:p>
             <w:pPr>
@@ -9049,7 +8962,6 @@
               <w:rPr>
                 <w:rFonts w:ascii="宋体" w:hAnsi="宋体" w:eastAsia="宋体"/>
                 <w:b/>
-                <w:color w:val="FFFFFF"/>
                 <w:sz w:val="18"/>
               </w:rPr>
               <w:t>测试用例ID</w:t>
@@ -9059,7 +8971,6 @@
         <w:tc>
           <w:tcPr>
             <w:tcW w:type="dxa" w:w="1729"/>
-            <w:shd w:fill="2C3E50"/>
           </w:tcPr>
           <w:p>
             <w:pPr>
@@ -9071,7 +8982,6 @@
               <w:rPr>
                 <w:rFonts w:ascii="宋体" w:hAnsi="宋体" w:eastAsia="宋体"/>
                 <w:b/>
-                <w:color w:val="FFFFFF"/>
                 <w:sz w:val="18"/>
               </w:rPr>
               <w:t>测试内容</w:t>
@@ -9081,7 +8991,6 @@
         <w:tc>
           <w:tcPr>
             <w:tcW w:type="dxa" w:w="1729"/>
-            <w:shd w:fill="2C3E50"/>
           </w:tcPr>
           <w:p>
             <w:pPr>
@@ -9093,7 +9002,6 @@
               <w:rPr>
                 <w:rFonts w:ascii="宋体" w:hAnsi="宋体" w:eastAsia="宋体"/>
                 <w:b/>
-                <w:color w:val="FFFFFF"/>
                 <w:sz w:val="18"/>
               </w:rPr>
               <w:t>测试步骤</w:t>
@@ -9103,7 +9011,6 @@
         <w:tc>
           <w:tcPr>
             <w:tcW w:type="dxa" w:w="1729"/>
-            <w:shd w:fill="2C3E50"/>
           </w:tcPr>
           <w:p>
             <w:pPr>
@@ -9115,7 +9022,6 @@
               <w:rPr>
                 <w:rFonts w:ascii="宋体" w:hAnsi="宋体" w:eastAsia="宋体"/>
                 <w:b/>
-                <w:color w:val="FFFFFF"/>
                 <w:sz w:val="18"/>
               </w:rPr>
               <w:t>预期结果</w:t>
@@ -9125,7 +9031,6 @@
         <w:tc>
           <w:tcPr>
             <w:tcW w:type="dxa" w:w="1729"/>
-            <w:shd w:fill="2C3E50"/>
           </w:tcPr>
           <w:p>
             <w:pPr>
@@ -9137,7 +9042,6 @@
               <w:rPr>
                 <w:rFonts w:ascii="宋体" w:hAnsi="宋体" w:eastAsia="宋体"/>
                 <w:b/>
-                <w:color w:val="FFFFFF"/>
                 <w:sz w:val="18"/>
               </w:rPr>
               <w:t>实际结果</w:t>
@@ -9781,7 +9685,6 @@
         <w:tc>
           <w:tcPr>
             <w:tcW w:type="dxa" w:w="1729"/>
-            <w:shd w:fill="2C3E50"/>
           </w:tcPr>
           <w:p>
             <w:pPr>
@@ -9793,7 +9696,6 @@
               <w:rPr>
                 <w:rFonts w:ascii="宋体" w:hAnsi="宋体" w:eastAsia="宋体"/>
                 <w:b/>
-                <w:color w:val="FFFFFF"/>
                 <w:sz w:val="18"/>
               </w:rPr>
               <w:t>测试用例ID</w:t>
@@ -9803,7 +9705,6 @@
         <w:tc>
           <w:tcPr>
             <w:tcW w:type="dxa" w:w="1729"/>
-            <w:shd w:fill="2C3E50"/>
           </w:tcPr>
           <w:p>
             <w:pPr>
@@ -9815,7 +9716,6 @@
               <w:rPr>
                 <w:rFonts w:ascii="宋体" w:hAnsi="宋体" w:eastAsia="宋体"/>
                 <w:b/>
-                <w:color w:val="FFFFFF"/>
                 <w:sz w:val="18"/>
               </w:rPr>
               <w:t>测试内容</w:t>
@@ -9825,7 +9725,6 @@
         <w:tc>
           <w:tcPr>
             <w:tcW w:type="dxa" w:w="1729"/>
-            <w:shd w:fill="2C3E50"/>
           </w:tcPr>
           <w:p>
             <w:pPr>
@@ -9837,7 +9736,6 @@
               <w:rPr>
                 <w:rFonts w:ascii="宋体" w:hAnsi="宋体" w:eastAsia="宋体"/>
                 <w:b/>
-                <w:color w:val="FFFFFF"/>
                 <w:sz w:val="18"/>
               </w:rPr>
               <w:t>测试步骤</w:t>
@@ -9847,7 +9745,6 @@
         <w:tc>
           <w:tcPr>
             <w:tcW w:type="dxa" w:w="1729"/>
-            <w:shd w:fill="2C3E50"/>
           </w:tcPr>
           <w:p>
             <w:pPr>
@@ -9859,7 +9756,6 @@
               <w:rPr>
                 <w:rFonts w:ascii="宋体" w:hAnsi="宋体" w:eastAsia="宋体"/>
                 <w:b/>
-                <w:color w:val="FFFFFF"/>
                 <w:sz w:val="18"/>
               </w:rPr>
               <w:t>预期结果</w:t>
@@ -9869,7 +9765,6 @@
         <w:tc>
           <w:tcPr>
             <w:tcW w:type="dxa" w:w="1729"/>
-            <w:shd w:fill="2C3E50"/>
           </w:tcPr>
           <w:p>
             <w:pPr>
@@ -9881,7 +9776,6 @@
               <w:rPr>
                 <w:rFonts w:ascii="宋体" w:hAnsi="宋体" w:eastAsia="宋体"/>
                 <w:b/>
-                <w:color w:val="FFFFFF"/>
                 <w:sz w:val="18"/>
               </w:rPr>
               <w:t>实际结果</w:t>
@@ -10423,7 +10317,6 @@
         <w:tc>
           <w:tcPr>
             <w:tcW w:type="dxa" w:w="1729"/>
-            <w:shd w:fill="2C3E50"/>
           </w:tcPr>
           <w:p>
             <w:pPr>
@@ -10435,7 +10328,6 @@
               <w:rPr>
                 <w:rFonts w:ascii="宋体" w:hAnsi="宋体" w:eastAsia="宋体"/>
                 <w:b/>
-                <w:color w:val="FFFFFF"/>
                 <w:sz w:val="18"/>
               </w:rPr>
               <w:t>测试用例ID</w:t>
@@ -10445,7 +10337,6 @@
         <w:tc>
           <w:tcPr>
             <w:tcW w:type="dxa" w:w="1729"/>
-            <w:shd w:fill="2C3E50"/>
           </w:tcPr>
           <w:p>
             <w:pPr>
@@ -10457,7 +10348,6 @@
               <w:rPr>
                 <w:rFonts w:ascii="宋体" w:hAnsi="宋体" w:eastAsia="宋体"/>
                 <w:b/>
-                <w:color w:val="FFFFFF"/>
                 <w:sz w:val="18"/>
               </w:rPr>
               <w:t>测试内容</w:t>
@@ -10467,7 +10357,6 @@
         <w:tc>
           <w:tcPr>
             <w:tcW w:type="dxa" w:w="1729"/>
-            <w:shd w:fill="2C3E50"/>
           </w:tcPr>
           <w:p>
             <w:pPr>
@@ -10479,7 +10368,6 @@
               <w:rPr>
                 <w:rFonts w:ascii="宋体" w:hAnsi="宋体" w:eastAsia="宋体"/>
                 <w:b/>
-                <w:color w:val="FFFFFF"/>
                 <w:sz w:val="18"/>
               </w:rPr>
               <w:t>测试步骤</w:t>
@@ -10489,7 +10377,6 @@
         <w:tc>
           <w:tcPr>
             <w:tcW w:type="dxa" w:w="1729"/>
-            <w:shd w:fill="2C3E50"/>
           </w:tcPr>
           <w:p>
             <w:pPr>
@@ -10501,7 +10388,6 @@
               <w:rPr>
                 <w:rFonts w:ascii="宋体" w:hAnsi="宋体" w:eastAsia="宋体"/>
                 <w:b/>
-                <w:color w:val="FFFFFF"/>
                 <w:sz w:val="18"/>
               </w:rPr>
               <w:t>预期结果</w:t>
@@ -10511,7 +10397,6 @@
         <w:tc>
           <w:tcPr>
             <w:tcW w:type="dxa" w:w="1729"/>
-            <w:shd w:fill="2C3E50"/>
           </w:tcPr>
           <w:p>
             <w:pPr>
@@ -10523,7 +10408,6 @@
               <w:rPr>
                 <w:rFonts w:ascii="宋体" w:hAnsi="宋体" w:eastAsia="宋体"/>
                 <w:b/>
-                <w:color w:val="FFFFFF"/>
                 <w:sz w:val="18"/>
               </w:rPr>
               <w:t>实际结果</w:t>
@@ -11106,7 +10990,6 @@
         <w:tc>
           <w:tcPr>
             <w:tcW w:type="dxa" w:w="4323"/>
-            <w:shd w:fill="2C3E50"/>
           </w:tcPr>
           <w:p>
             <w:pPr>
@@ -11118,7 +11001,6 @@
               <w:rPr>
                 <w:rFonts w:ascii="宋体" w:hAnsi="宋体" w:eastAsia="宋体"/>
                 <w:b/>
-                <w:color w:val="FFFFFF"/>
                 <w:sz w:val="18"/>
               </w:rPr>
               <w:t>测试环境</w:t>
@@ -11128,7 +11010,6 @@
         <w:tc>
           <w:tcPr>
             <w:tcW w:type="dxa" w:w="4323"/>
-            <w:shd w:fill="2C3E50"/>
           </w:tcPr>
           <w:p>
             <w:pPr>
@@ -11140,7 +11021,6 @@
               <w:rPr>
                 <w:rFonts w:ascii="宋体" w:hAnsi="宋体" w:eastAsia="宋体"/>
                 <w:b/>
-                <w:color w:val="FFFFFF"/>
                 <w:sz w:val="18"/>
               </w:rPr>
               <w:t>配置</w:t>
@@ -11390,7 +11270,6 @@
         <w:tc>
           <w:tcPr>
             <w:tcW w:type="dxa" w:w="2161"/>
-            <w:shd w:fill="2C3E50"/>
           </w:tcPr>
           <w:p>
             <w:pPr>
@@ -11402,7 +11281,6 @@
               <w:rPr>
                 <w:rFonts w:ascii="宋体" w:hAnsi="宋体" w:eastAsia="宋体"/>
                 <w:b/>
-                <w:color w:val="FFFFFF"/>
                 <w:sz w:val="18"/>
               </w:rPr>
               <w:t>测试项目</w:t>
@@ -11412,7 +11290,6 @@
         <w:tc>
           <w:tcPr>
             <w:tcW w:type="dxa" w:w="2161"/>
-            <w:shd w:fill="2C3E50"/>
           </w:tcPr>
           <w:p>
             <w:pPr>
@@ -11424,7 +11301,6 @@
               <w:rPr>
                 <w:rFonts w:ascii="宋体" w:hAnsi="宋体" w:eastAsia="宋体"/>
                 <w:b/>
-                <w:color w:val="FFFFFF"/>
                 <w:sz w:val="18"/>
               </w:rPr>
               <w:t>测试内容</w:t>
@@ -11434,7 +11310,6 @@
         <w:tc>
           <w:tcPr>
             <w:tcW w:type="dxa" w:w="2161"/>
-            <w:shd w:fill="2C3E50"/>
           </w:tcPr>
           <w:p>
             <w:pPr>
@@ -11446,7 +11321,6 @@
               <w:rPr>
                 <w:rFonts w:ascii="宋体" w:hAnsi="宋体" w:eastAsia="宋体"/>
                 <w:b/>
-                <w:color w:val="FFFFFF"/>
                 <w:sz w:val="18"/>
               </w:rPr>
               <w:t>测试方法</w:t>
@@ -11456,7 +11330,6 @@
         <w:tc>
           <w:tcPr>
             <w:tcW w:type="dxa" w:w="2161"/>
-            <w:shd w:fill="2C3E50"/>
           </w:tcPr>
           <w:p>
             <w:pPr>
@@ -11468,7 +11341,6 @@
               <w:rPr>
                 <w:rFonts w:ascii="宋体" w:hAnsi="宋体" w:eastAsia="宋体"/>
                 <w:b/>
-                <w:color w:val="FFFFFF"/>
                 <w:sz w:val="18"/>
               </w:rPr>
               <w:t>测试结论</w:t>
@@ -11988,7 +11860,6 @@
         <w:tc>
           <w:tcPr>
             <w:tcW w:type="dxa" w:w="4323"/>
-            <w:shd w:fill="2C3E50"/>
           </w:tcPr>
           <w:p>
             <w:pPr>
@@ -12000,7 +11871,6 @@
               <w:rPr>
                 <w:rFonts w:ascii="宋体" w:hAnsi="宋体" w:eastAsia="宋体"/>
                 <w:b/>
-                <w:color w:val="FFFFFF"/>
                 <w:sz w:val="18"/>
               </w:rPr>
               <w:t>项目</w:t>
@@ -12010,7 +11880,6 @@
         <w:tc>
           <w:tcPr>
             <w:tcW w:type="dxa" w:w="4323"/>
-            <w:shd w:fill="2C3E50"/>
           </w:tcPr>
           <w:p>
             <w:pPr>
@@ -12022,7 +11891,6 @@
               <w:rPr>
                 <w:rFonts w:ascii="宋体" w:hAnsi="宋体" w:eastAsia="宋体"/>
                 <w:b/>
-                <w:color w:val="FFFFFF"/>
                 <w:sz w:val="18"/>
               </w:rPr>
               <w:t>要求</w:t>
@@ -14326,7 +14194,6 @@
         <w:tc>
           <w:tcPr>
             <w:tcW w:type="dxa" w:w="2882"/>
-            <w:shd w:fill="2C3E50"/>
           </w:tcPr>
           <w:p>
             <w:pPr>
@@ -14338,7 +14205,6 @@
               <w:rPr>
                 <w:rFonts w:ascii="宋体" w:hAnsi="宋体" w:eastAsia="宋体"/>
                 <w:b/>
-                <w:color w:val="FFFFFF"/>
                 <w:sz w:val="18"/>
               </w:rPr>
               <w:t>测试功能</w:t>
@@ -14348,7 +14214,6 @@
         <w:tc>
           <w:tcPr>
             <w:tcW w:type="dxa" w:w="2882"/>
-            <w:shd w:fill="2C3E50"/>
           </w:tcPr>
           <w:p>
             <w:pPr>
@@ -14360,7 +14225,6 @@
               <w:rPr>
                 <w:rFonts w:ascii="宋体" w:hAnsi="宋体" w:eastAsia="宋体"/>
                 <w:b/>
-                <w:color w:val="FFFFFF"/>
                 <w:sz w:val="18"/>
               </w:rPr>
               <w:t>测试方法</w:t>
@@ -14370,7 +14234,6 @@
         <w:tc>
           <w:tcPr>
             <w:tcW w:type="dxa" w:w="2882"/>
-            <w:shd w:fill="2C3E50"/>
           </w:tcPr>
           <w:p>
             <w:pPr>
@@ -14382,7 +14245,6 @@
               <w:rPr>
                 <w:rFonts w:ascii="宋体" w:hAnsi="宋体" w:eastAsia="宋体"/>
                 <w:b/>
-                <w:color w:val="FFFFFF"/>
                 <w:sz w:val="18"/>
               </w:rPr>
               <w:t>验证标准</w:t>
@@ -15224,7 +15086,6 @@
         <w:tc>
           <w:tcPr>
             <w:tcW w:type="dxa" w:w="2882"/>
-            <w:shd w:fill="2C3E50"/>
           </w:tcPr>
           <w:p>
             <w:pPr>
@@ -15236,7 +15097,6 @@
               <w:rPr>
                 <w:rFonts w:ascii="宋体" w:hAnsi="宋体" w:eastAsia="宋体"/>
                 <w:b/>
-                <w:color w:val="FFFFFF"/>
                 <w:sz w:val="18"/>
               </w:rPr>
               <w:t>场景</w:t>
@@ -15246,7 +15106,6 @@
         <w:tc>
           <w:tcPr>
             <w:tcW w:type="dxa" w:w="2882"/>
-            <w:shd w:fill="2C3E50"/>
           </w:tcPr>
           <w:p>
             <w:pPr>
@@ -15258,7 +15117,6 @@
               <w:rPr>
                 <w:rFonts w:ascii="宋体" w:hAnsi="宋体" w:eastAsia="宋体"/>
                 <w:b/>
-                <w:color w:val="FFFFFF"/>
                 <w:sz w:val="18"/>
               </w:rPr>
               <w:t>MCP操作</w:t>
@@ -15268,7 +15126,6 @@
         <w:tc>
           <w:tcPr>
             <w:tcW w:type="dxa" w:w="2882"/>
-            <w:shd w:fill="2C3E50"/>
           </w:tcPr>
           <w:p>
             <w:pPr>
@@ -15280,7 +15137,6 @@
               <w:rPr>
                 <w:rFonts w:ascii="宋体" w:hAnsi="宋体" w:eastAsia="宋体"/>
                 <w:b/>
-                <w:color w:val="FFFFFF"/>
                 <w:sz w:val="18"/>
               </w:rPr>
               <w:t>效果</w:t>
@@ -15934,7 +15790,6 @@
         <w:tc>
           <w:tcPr>
             <w:tcW w:type="dxa" w:w="4323"/>
-            <w:shd w:fill="2C3E50"/>
           </w:tcPr>
           <w:p>
             <w:pPr>
@@ -15946,7 +15801,6 @@
               <w:rPr>
                 <w:rFonts w:ascii="宋体" w:hAnsi="宋体" w:eastAsia="宋体"/>
                 <w:b/>
-                <w:color w:val="FFFFFF"/>
                 <w:sz w:val="18"/>
               </w:rPr>
               <w:t>文件路径</w:t>
@@ -15956,7 +15810,6 @@
         <w:tc>
           <w:tcPr>
             <w:tcW w:type="dxa" w:w="4323"/>
-            <w:shd w:fill="2C3E50"/>
           </w:tcPr>
           <w:p>
             <w:pPr>
@@ -15968,7 +15821,6 @@
               <w:rPr>
                 <w:rFonts w:ascii="宋体" w:hAnsi="宋体" w:eastAsia="宋体"/>
                 <w:b/>
-                <w:color w:val="FFFFFF"/>
                 <w:sz w:val="18"/>
               </w:rPr>
               <w:t>功能说明</w:t>
@@ -16750,7 +16602,6 @@
         <w:tc>
           <w:tcPr>
             <w:tcW w:type="dxa" w:w="4323"/>
-            <w:shd w:fill="2C3E50"/>
           </w:tcPr>
           <w:p>
             <w:pPr>
@@ -16762,7 +16613,6 @@
               <w:rPr>
                 <w:rFonts w:ascii="宋体" w:hAnsi="宋体" w:eastAsia="宋体"/>
                 <w:b/>
-                <w:color w:val="FFFFFF"/>
                 <w:sz w:val="18"/>
               </w:rPr>
               <w:t>文件路径</w:t>
@@ -16772,7 +16622,6 @@
         <w:tc>
           <w:tcPr>
             <w:tcW w:type="dxa" w:w="4323"/>
-            <w:shd w:fill="2C3E50"/>
           </w:tcPr>
           <w:p>
             <w:pPr>
@@ -16784,7 +16633,6 @@
               <w:rPr>
                 <w:rFonts w:ascii="宋体" w:hAnsi="宋体" w:eastAsia="宋体"/>
                 <w:b/>
-                <w:color w:val="FFFFFF"/>
                 <w:sz w:val="18"/>
               </w:rPr>
               <w:t>功能说明</w:t>
@@ -16910,7 +16758,6 @@
         <w:tc>
           <w:tcPr>
             <w:tcW w:type="dxa" w:w="4323"/>
-            <w:shd w:fill="2C3E50"/>
           </w:tcPr>
           <w:p>
             <w:pPr>
@@ -16922,7 +16769,6 @@
               <w:rPr>
                 <w:rFonts w:ascii="宋体" w:hAnsi="宋体" w:eastAsia="宋体"/>
                 <w:b/>
-                <w:color w:val="FFFFFF"/>
                 <w:sz w:val="18"/>
               </w:rPr>
               <w:t>文件路径</w:t>
@@ -16932,7 +16778,6 @@
         <w:tc>
           <w:tcPr>
             <w:tcW w:type="dxa" w:w="4323"/>
-            <w:shd w:fill="2C3E50"/>
           </w:tcPr>
           <w:p>
             <w:pPr>
@@ -16944,7 +16789,6 @@
               <w:rPr>
                 <w:rFonts w:ascii="宋体" w:hAnsi="宋体" w:eastAsia="宋体"/>
                 <w:b/>
-                <w:color w:val="FFFFFF"/>
                 <w:sz w:val="18"/>
               </w:rPr>
               <w:t>功能说明</w:t>

--- a/课程设计报告.docx
+++ b/课程设计报告.docx
@@ -2455,7 +2455,7 @@
       <w:r>
         <w:drawing>
           <wp:inline xmlns:a="http://schemas.openxmlformats.org/drawingml/2006/main" xmlns:pic="http://schemas.openxmlformats.org/drawingml/2006/picture">
-            <wp:extent cx="5303520" cy="1160978"/>
+            <wp:extent cx="5112000" cy="1118250"/>
             <wp:docPr id="1" name="Picture 1"/>
             <wp:cNvGraphicFramePr>
               <a:graphicFrameLocks noChangeAspect="1"/>
@@ -2476,7 +2476,7 @@
                   <pic:spPr>
                     <a:xfrm>
                       <a:off x="0" y="0"/>
-                      <a:ext cx="5303520" cy="1160978"/>
+                      <a:ext cx="5112000" cy="1118250"/>
                     </a:xfrm>
                     <a:prstGeom prst="rect"/>
                   </pic:spPr>
@@ -5564,7 +5564,7 @@
       <w:r>
         <w:drawing>
           <wp:inline xmlns:a="http://schemas.openxmlformats.org/drawingml/2006/main" xmlns:pic="http://schemas.openxmlformats.org/drawingml/2006/picture">
-            <wp:extent cx="5303520" cy="11647280"/>
+            <wp:extent cx="5112000" cy="11226675"/>
             <wp:docPr id="2" name="Picture 2"/>
             <wp:cNvGraphicFramePr>
               <a:graphicFrameLocks noChangeAspect="1"/>
@@ -5585,7 +5585,7 @@
                   <pic:spPr>
                     <a:xfrm>
                       <a:off x="0" y="0"/>
-                      <a:ext cx="5303520" cy="11647280"/>
+                      <a:ext cx="5112000" cy="11226675"/>
                     </a:xfrm>
                     <a:prstGeom prst="rect"/>
                   </pic:spPr>
@@ -6956,7 +6956,7 @@
       <w:r>
         <w:drawing>
           <wp:inline xmlns:a="http://schemas.openxmlformats.org/drawingml/2006/main" xmlns:pic="http://schemas.openxmlformats.org/drawingml/2006/picture">
-            <wp:extent cx="5303520" cy="4682848"/>
+            <wp:extent cx="5112000" cy="4514226"/>
             <wp:docPr id="3" name="Picture 3"/>
             <wp:cNvGraphicFramePr>
               <a:graphicFrameLocks noChangeAspect="1"/>
@@ -6977,7 +6977,7 @@
                   <pic:spPr>
                     <a:xfrm>
                       <a:off x="0" y="0"/>
-                      <a:ext cx="5303520" cy="4682848"/>
+                      <a:ext cx="5112000" cy="4514226"/>
                     </a:xfrm>
                     <a:prstGeom prst="rect"/>
                   </pic:spPr>
@@ -7024,7 +7024,7 @@
       <w:r>
         <w:drawing>
           <wp:inline xmlns:a="http://schemas.openxmlformats.org/drawingml/2006/main" xmlns:pic="http://schemas.openxmlformats.org/drawingml/2006/picture">
-            <wp:extent cx="5303520" cy="10748631"/>
+            <wp:extent cx="5112000" cy="10360478"/>
             <wp:docPr id="4" name="Picture 4"/>
             <wp:cNvGraphicFramePr>
               <a:graphicFrameLocks noChangeAspect="1"/>
@@ -7045,7 +7045,7 @@
                   <pic:spPr>
                     <a:xfrm>
                       <a:off x="0" y="0"/>
-                      <a:ext cx="5303520" cy="10748631"/>
+                      <a:ext cx="5112000" cy="10360478"/>
                     </a:xfrm>
                     <a:prstGeom prst="rect"/>
                   </pic:spPr>
